--- a/Teacher_Tools/Instructional_Intelligence/docs/graphic-organizers/pmi.docx
+++ b/Teacher_Tools/Instructional_Intelligence/docs/graphic-organizers/pmi.docx
@@ -48,6 +48,201 @@
             </a:graphic>
           </wp:anchor>
         </w:drawing>
+      </w:r>
+      <w:r>
+        <w:pict>
+          <v:rect id="EditableResponse1" o:spid="_x0000_s1201" style="position:absolute;margin-left:105.00pt;margin-top:89.20pt;width:415.00pt;height:18.00pt;z-index:251659265;mso-position-horizontal-relative:page;mso-position-vertical-relative:page;mso-wrap-distance-left:0;mso-wrap-distance-top:0;mso-wrap-distance-right:0;mso-wrap-distance-bottom:0" stroked="f" filled="f">
+            <v:textbox inset="2.0pt,2.0pt,2.0pt,2.0pt">
+              <w:txbxContent>
+                <w:sdt>
+                  <w:sdtPr>
+                    <w:alias w:val="Topic"/>
+                    <w:tag w:val="editable-response-1"/>
+                    <w:id w:val="500001"/>
+                    <w:showingPlcHdr/>
+                    <w:rPr>
+                      <w:color w:val="1F2D38"/>
+                      <w:sz w:val="18"/>
+                      <w:szCs w:val="18"/>
+                    </w:rPr>
+                  </w:sdtPr>
+                  <w:sdtContent>
+                    <w:p>
+                      <w:pPr>
+                        <w:spacing w:before="0" w:after="0"/>
+                      </w:pPr>
+                      <w:r>
+                        <w:rPr>
+                          <w:color w:val="AAB5BD"/>
+                          <w:sz w:val="13"/>
+                          <w:szCs w:val="13"/>
+                        </w:rPr>
+                        <w:t>Type here...</w:t>
+                      </w:r>
+                    </w:p>
+                  </w:sdtContent>
+                </w:sdt>
+              </w:txbxContent>
+            </v:textbox>
+            <w10:wrap type="none"/>
+          </v:rect>
+        </w:pict>
+      </w:r>
+      <w:r>
+        <w:pict>
+          <v:rect id="EditableResponse2" o:spid="_x0000_s1202" style="position:absolute;margin-left:599.00pt;margin-top:89.20pt;width:157.00pt;height:18.00pt;z-index:251659266;mso-position-horizontal-relative:page;mso-position-vertical-relative:page;mso-wrap-distance-left:0;mso-wrap-distance-top:0;mso-wrap-distance-right:0;mso-wrap-distance-bottom:0" stroked="f" filled="f">
+            <v:textbox inset="2.0pt,2.0pt,2.0pt,2.0pt">
+              <w:txbxContent>
+                <w:sdt>
+                  <w:sdtPr>
+                    <w:alias w:val="Name"/>
+                    <w:tag w:val="editable-response-2"/>
+                    <w:id w:val="500002"/>
+                    <w:showingPlcHdr/>
+                    <w:rPr>
+                      <w:color w:val="1F2D38"/>
+                      <w:sz w:val="18"/>
+                      <w:szCs w:val="18"/>
+                    </w:rPr>
+                  </w:sdtPr>
+                  <w:sdtContent>
+                    <w:p>
+                      <w:pPr>
+                        <w:spacing w:before="0" w:after="0"/>
+                      </w:pPr>
+                      <w:r>
+                        <w:rPr>
+                          <w:color w:val="AAB5BD"/>
+                          <w:sz w:val="13"/>
+                          <w:szCs w:val="13"/>
+                        </w:rPr>
+                        <w:t>Type here...</w:t>
+                      </w:r>
+                    </w:p>
+                  </w:sdtContent>
+                </w:sdt>
+              </w:txbxContent>
+            </v:textbox>
+            <w10:wrap type="none"/>
+          </v:rect>
+        </w:pict>
+      </w:r>
+      <w:r>
+        <w:pict>
+          <v:rect id="EditableResponse3" o:spid="_x0000_s1203" style="position:absolute;margin-left:58.00pt;margin-top:132.00pt;width:199.00pt;height:361.00pt;z-index:251659267;mso-position-horizontal-relative:page;mso-position-vertical-relative:page;mso-wrap-distance-left:0;mso-wrap-distance-top:0;mso-wrap-distance-right:0;mso-wrap-distance-bottom:0" stroked="f" filled="f">
+            <v:textbox inset="2.0pt,2.0pt,2.0pt,2.0pt">
+              <w:txbxContent>
+                <w:sdt>
+                  <w:sdtPr>
+                    <w:alias w:val="Plus"/>
+                    <w:tag w:val="editable-response-3"/>
+                    <w:id w:val="500003"/>
+                    <w:showingPlcHdr/>
+                    <w:rPr>
+                      <w:color w:val="1F2D38"/>
+                      <w:sz w:val="19"/>
+                      <w:szCs w:val="19"/>
+                    </w:rPr>
+                  </w:sdtPr>
+                  <w:sdtContent>
+                    <w:p>
+                      <w:pPr>
+                        <w:spacing w:before="0" w:after="0" w:line="840" w:lineRule="exact"/>
+                      </w:pPr>
+                      <w:r>
+                        <w:rPr>
+                          <w:color w:val="AAB5BD"/>
+                          <w:sz w:val="13"/>
+                          <w:szCs w:val="13"/>
+                        </w:rPr>
+                        <w:t>Type pluses here...</w:t>
+                      </w:r>
+                    </w:p>
+                  </w:sdtContent>
+                </w:sdt>
+              </w:txbxContent>
+            </v:textbox>
+            <w10:wrap type="none"/>
+          </v:rect>
+        </w:pict>
+      </w:r>
+      <w:r>
+        <w:pict>
+          <v:rect id="EditableResponse4" o:spid="_x0000_s1204" style="position:absolute;margin-left:296.00pt;margin-top:132.00pt;width:199.00pt;height:361.00pt;z-index:251659268;mso-position-horizontal-relative:page;mso-position-vertical-relative:page;mso-wrap-distance-left:0;mso-wrap-distance-top:0;mso-wrap-distance-right:0;mso-wrap-distance-bottom:0" stroked="f" filled="f">
+            <v:textbox inset="2.0pt,2.0pt,2.0pt,2.0pt">
+              <w:txbxContent>
+                <w:sdt>
+                  <w:sdtPr>
+                    <w:alias w:val="Minus"/>
+                    <w:tag w:val="editable-response-4"/>
+                    <w:id w:val="500004"/>
+                    <w:showingPlcHdr/>
+                    <w:rPr>
+                      <w:color w:val="1F2D38"/>
+                      <w:sz w:val="19"/>
+                      <w:szCs w:val="19"/>
+                    </w:rPr>
+                  </w:sdtPr>
+                  <w:sdtContent>
+                    <w:p>
+                      <w:pPr>
+                        <w:spacing w:before="0" w:after="0" w:line="840" w:lineRule="exact"/>
+                      </w:pPr>
+                      <w:r>
+                        <w:rPr>
+                          <w:color w:val="AAB5BD"/>
+                          <w:sz w:val="13"/>
+                          <w:szCs w:val="13"/>
+                        </w:rPr>
+                        <w:t>Type minuses here...</w:t>
+                      </w:r>
+                    </w:p>
+                  </w:sdtContent>
+                </w:sdt>
+              </w:txbxContent>
+            </v:textbox>
+            <w10:wrap type="none"/>
+          </v:rect>
+        </w:pict>
+      </w:r>
+      <w:r>
+        <w:pict>
+          <v:rect id="EditableResponse5" o:spid="_x0000_s1205" style="position:absolute;margin-left:535.00pt;margin-top:132.00pt;width:198.00pt;height:361.00pt;z-index:251659269;mso-position-horizontal-relative:page;mso-position-vertical-relative:page;mso-wrap-distance-left:0;mso-wrap-distance-top:0;mso-wrap-distance-right:0;mso-wrap-distance-bottom:0" stroked="f" filled="f">
+            <v:textbox inset="2.0pt,2.0pt,2.0pt,2.0pt">
+              <w:txbxContent>
+                <w:sdt>
+                  <w:sdtPr>
+                    <w:alias w:val="Interesting"/>
+                    <w:tag w:val="editable-response-5"/>
+                    <w:id w:val="500005"/>
+                    <w:showingPlcHdr/>
+                    <w:rPr>
+                      <w:color w:val="1F2D38"/>
+                      <w:sz w:val="19"/>
+                      <w:szCs w:val="19"/>
+                    </w:rPr>
+                  </w:sdtPr>
+                  <w:sdtContent>
+                    <w:p>
+                      <w:pPr>
+                        <w:spacing w:before="0" w:after="0" w:line="840" w:lineRule="exact"/>
+                      </w:pPr>
+                      <w:r>
+                        <w:rPr>
+                          <w:color w:val="AAB5BD"/>
+                          <w:sz w:val="13"/>
+                          <w:szCs w:val="13"/>
+                        </w:rPr>
+                        <w:t>Type interesting ideas here...</w:t>
+                      </w:r>
+                    </w:p>
+                  </w:sdtContent>
+                </w:sdt>
+              </w:txbxContent>
+            </v:textbox>
+            <w10:wrap type="none"/>
+          </v:rect>
+        </w:pict>
       </w:r>
     </w:p>
     <w:sectPr>
